--- a/reports/PROJECT_METHODOLOGY_ROADMAP.docx
+++ b/reports/PROJECT_METHODOLOGY_ROADMAP.docx
@@ -763,7 +763,7 @@
                 <w:i w:val="0"/>
                 <w:sz w:val="18"/>
               </w:rPr>
-              <w:t>99.2% shade, ~AED18.6M build, +3 comfort months, 2.1t CO2/yr, ~AED2M/yr O&amp;M</w:t>
+              <w:t>69.6% shade, ~AED18.6M build, +3 comfort months, 2.1t CO2/yr, ~AED2M/yr O&amp;M</w:t>
             </w:r>
           </w:p>
         </w:tc>
@@ -1137,7 +1137,7 @@
           <w:b w:val="0"/>
           <w:i w:val="0"/>
         </w:rPr>
-        <w:t xml:space="preserve"> P1 scored 5.0/CRITICAL (Phase 2) → became the #1 objective (Phase 3) → drove the 'Shaded Spine' concept (Phase 4) → which Phase 7 then PROVED delivers 99.2% shade. Full circle, all from one real data pull.</w:t>
+        <w:t xml:space="preserve"> P1 scored 5.0/CRITICAL (Phase 2) → became the #1 objective (Phase 3) → drove the 'Shaded Spine' concept (Phase 4) → which Phase 7 then PROVED delivers 69.6% shade. Full circle, all from one real data pull.</w:t>
       </w:r>
     </w:p>
     <w:p>
